--- a/video_first_card_room_product_spec.docx
+++ b/video_first_card_room_product_spec.docx
@@ -67,6 +67,18 @@
       </w:r>
     </w:p>
     <w:p>
+      <w:pPr>
+        <w:spacing w:before="2200"/>
+        <w:jc w:val="center"/>
+      </w:pPr>
+      <w:r>
+        <w:rPr>
+          <w:sz w:val="18"/>
+        </w:rPr>
+        <w:t>Authority: DECISIONS.md in this repository resolves open questions and overrides this document where they conflict.</w:t>
+      </w:r>
+    </w:p>
+    <w:p>
       <w:r>
         <w:br w:type="page"/>
       </w:r>
@@ -129,7 +141,7 @@
         <w:spacing w:after="40"/>
       </w:pPr>
       <w:r>
-        <w:t>Live participant video occupies approximately 85% to 95% of the visual surface.</w:t>
+        <w:t>Live participant video dominates the surface: video tiles occupy at least 80% of the viewport at all times. Pot and community cards sit in a reserved band between tile rows (desktop) or above the action tray (mobile).</w:t>
       </w:r>
     </w:p>
     <w:p>
@@ -156,7 +168,7 @@
         <w:spacing w:after="40"/>
       </w:pPr>
       <w:r>
-        <w:t>Camera and microphone permission are required by the application to enter a playing seat. The UI provides no mute or camera off controls. Browser or operating system permissions can still interrupt media.</w:t>
+        <w:t>Camera and microphone permission are required by the application to enter a playing seat. The UI provides no mute or camera off controls. Browser or operating system permissions can still interrupt media. A player who needs privacy or a break moves to spectator (no publishing) or sits out between hands; camera remains required while sitting out.</w:t>
       </w:r>
     </w:p>
     <w:p>
@@ -1797,6 +1809,50 @@
     </w:p>
     <w:p>
       <w:pPr>
+        <w:pStyle w:val="Heading2"/>
+      </w:pPr>
+      <w:r>
+        <w:t>8.4 Classic Rules (V1)</w:t>
+      </w:r>
+    </w:p>
+    <w:p>
+      <w:pPr>
+        <w:pStyle w:val="ListBullet"/>
+        <w:spacing w:after="40"/>
+      </w:pPr>
+      <w:r>
+        <w:t>Starts with 3+ players; up to 8 seats. Ranking high to low: Trail, Pure Sequence, Sequence, Color, Pair, High Card. Sequence order A-K-Q, A-2-3, K-Q-J ... 4-3-2; no wraparound. Suits never break ties.</w:t>
+      </w:r>
+    </w:p>
+    <w:p>
+      <w:pPr>
+        <w:pStyle w:val="ListBullet"/>
+        <w:spacing w:after="40"/>
+      </w:pPr>
+      <w:r>
+        <w:t>Stake S starts at boot. Blind chaal costs S, blind raise 2S. Seen chaal costs 2S, seen raise 4S. A raise only doubles S; S is capped at 16x boot. Pot limit 100x boot forces all remaining players to reveal; ties split.</w:t>
+      </w:r>
+    </w:p>
+    <w:p>
+      <w:pPr>
+        <w:pStyle w:val="ListBullet"/>
+        <w:spacing w:after="40"/>
+      </w:pPr>
+      <w:r>
+        <w:t>Side show: seen player to the previous active seen player, only with 3+ players; target answers within 15 s (timeout rejects); lower hand packs; tie: requester packs. Show: only with exactly 2 players; tie: requester loses; a blind player may not Show against a seen player.</w:t>
+      </w:r>
+    </w:p>
+    <w:p>
+      <w:pPr>
+        <w:pStyle w:val="ListBullet"/>
+        <w:spacing w:after="40"/>
+      </w:pPr>
+      <w:r>
+        <w:t>Short stack may go all in only to call Show when 2 remain; with 3+ remaining they must pack. No side pots, no rake. Winner by pack need not show cards.</w:t>
+      </w:r>
+    </w:p>
+    <w:p>
+      <w:pPr>
         <w:pStyle w:val="Heading1"/>
       </w:pPr>
       <w:r>
@@ -1872,6 +1928,41 @@
       </w:pPr>
       <w:r>
         <w:t>Side pots must be calculated correctly for all in situations.</w:t>
+      </w:r>
+    </w:p>
+    <w:p>
+      <w:pPr>
+        <w:pStyle w:val="Heading2"/>
+      </w:pPr>
+      <w:r>
+        <w:t>9.2 Hold'em Rules</w:t>
+      </w:r>
+    </w:p>
+    <w:p>
+      <w:pPr>
+        <w:pStyle w:val="ListBullet"/>
+        <w:spacing w:after="40"/>
+      </w:pPr>
+      <w:r>
+        <w:t>Cash game format with fixed blinds; no tournament levels, straddle, run-it-twice or rake. Heads-up: dealer posts small blind and acts first preflop.</w:t>
+      </w:r>
+    </w:p>
+    <w:p>
+      <w:pPr>
+        <w:pStyle w:val="ListBullet"/>
+        <w:spacing w:after="40"/>
+      </w:pPr>
+      <w:r>
+        <w:t>Minimum raise equals the last full raise; a short all-in does not reopen betting. Odd chips go to the first winner left of the dealer. A player at 0 chips sits out and may borrow to continue.</w:t>
+      </w:r>
+    </w:p>
+    <w:p>
+      <w:pPr>
+        <w:pStyle w:val="ListBullet"/>
+        <w:spacing w:after="40"/>
+      </w:pPr>
+      <w:r>
+        <w:t>Poker starts with 2+ players.</w:t>
       </w:r>
     </w:p>
     <w:p>
@@ -2553,6 +2644,50 @@
         <w:t xml:space="preserve">  metadata</w:t>
         <w:br/>
         <w:t>}</w:t>
+      </w:r>
+    </w:p>
+    <w:p>
+      <w:pPr>
+        <w:pStyle w:val="Heading2"/>
+      </w:pPr>
+      <w:r>
+        <w:t>12.1 Ledger Rules</w:t>
+      </w:r>
+    </w:p>
+    <w:p>
+      <w:pPr>
+        <w:pStyle w:val="ListBullet"/>
+        <w:spacing w:after="40"/>
+      </w:pPr>
+      <w:r>
+        <w:t>The transaction table is the source of truth. accounts.balance is a cached value updated in the same database transaction, with a non-negative check on player accounts.</w:t>
+      </w:r>
+    </w:p>
+    <w:p>
+      <w:pPr>
+        <w:pStyle w:val="ListBullet"/>
+        <w:spacing w:after="40"/>
+      </w:pPr>
+      <w:r>
+        <w:t>Conservation invariant: sum of all room account balances (players, banker, pot escrow) equals total minted. Minting occurs only for starting grants, initial banker reserve and logged host top-ups. Debts are not chips.</w:t>
+      </w:r>
+    </w:p>
+    <w:p>
+      <w:pPr>
+        <w:pStyle w:val="ListBullet"/>
+        <w:spacing w:after="40"/>
+      </w:pPr>
+      <w:r>
+        <w:t>Banker defaults: reserve 50,000; presets 1,000 / 2,500 / 5,000; max outstanding per player 2x starting chips; no interest or due date. If the reserve is exhausted, borrowing is rejected.</w:t>
+      </w:r>
+    </w:p>
+    <w:p>
+      <w:pPr>
+        <w:pStyle w:val="ListBullet"/>
+        <w:spacing w:after="40"/>
+      </w:pPr>
+      <w:r>
+        <w:t>Debt stays with the guest identity until the room closes, then voids. A lender may forgive debt via a no-movement ledger entry. Corrections are compensating transactions only.</w:t>
       </w:r>
     </w:p>
     <w:p>
@@ -3571,6 +3706,50 @@
     </w:p>
     <w:p>
       <w:pPr>
+        <w:pStyle w:val="Heading2"/>
+      </w:pPr>
+      <w:r>
+        <w:t>17.1 Identity, Spectators and Non-Goals</w:t>
+      </w:r>
+    </w:p>
+    <w:p>
+      <w:pPr>
+        <w:pStyle w:val="ListBullet"/>
+        <w:spacing w:after="40"/>
+      </w:pPr>
+      <w:r>
+        <w:t>Guest identity is a 256-bit random token in an httpOnly secure cookie bound to one participant in one room. Display name is never identity. Kick revokes the token for 10 minutes.</w:t>
+      </w:r>
+    </w:p>
+    <w:p>
+      <w:pPr>
+        <w:pStyle w:val="ListBullet"/>
+        <w:spacing w:after="40"/>
+      </w:pPr>
+      <w:r>
+        <w:t>Spectators are off by default; when on, up to 4, receive-only, no private cards, no transfers.</w:t>
+      </w:r>
+    </w:p>
+    <w:p>
+      <w:pPr>
+        <w:pStyle w:val="ListBullet"/>
+        <w:spacing w:after="40"/>
+      </w:pPr>
+      <w:r>
+        <w:t>Non-goals: preventing players sharing cards by voice or a second device, and preventing participant screen recording. The platform never records video.</w:t>
+      </w:r>
+    </w:p>
+    <w:p>
+      <w:pPr>
+        <w:pStyle w:val="ListBullet"/>
+        <w:spacing w:after="40"/>
+      </w:pPr>
+      <w:r>
+        <w:t>Players still in an active hand cannot send, receive, borrow or repay chips; the server rejects with 'after this hand'.</w:t>
+      </w:r>
+    </w:p>
+    <w:p>
+      <w:pPr>
         <w:pStyle w:val="Heading1"/>
       </w:pPr>
       <w:r>
@@ -3893,6 +4072,41 @@
     </w:tbl>
     <w:p>
       <w:pPr>
+        <w:pStyle w:val="Heading2"/>
+      </w:pPr>
+      <w:r>
+        <w:t>18.1 Media Failure and Timers</w:t>
+      </w:r>
+    </w:p>
+    <w:p>
+      <w:pPr>
+        <w:pStyle w:val="ListBullet"/>
+        <w:spacing w:after="40"/>
+      </w:pPr>
+      <w:r>
+        <w:t>If a track drops mid-hand the hand continues; game state is independent of media. After 20 seconds without recovery the player is sat out at the next hand boundary, never kicked automatically.</w:t>
+      </w:r>
+    </w:p>
+    <w:p>
+      <w:pPr>
+        <w:pStyle w:val="ListBullet"/>
+        <w:spacing w:after="40"/>
+      </w:pPr>
+      <w:r>
+        <w:t>Turn timer default 30 s (15/30/45/60). Side show response 15 s. Seat hold on disconnect 120 s. Teen Patti timeout auto-packs; Poker checks if free, else folds. Two consecutive timeouts move the player to sit-out.</w:t>
+      </w:r>
+    </w:p>
+    <w:p>
+      <w:pPr>
+        <w:pStyle w:val="ListBullet"/>
+        <w:spacing w:after="40"/>
+      </w:pPr>
+      <w:r>
+        <w:t>Host migrates to the longest-connected player after 60 s disconnected; the original host does not auto-reclaim.</w:t>
+      </w:r>
+    </w:p>
+    <w:p>
+      <w:pPr>
         <w:spacing w:after="20"/>
       </w:pPr>
     </w:p>
@@ -3973,7 +4187,7 @@
           </w:tcPr>
           <w:p>
             <w:r>
-              <w:t>Phase 1: UX shell</w:t>
+              <w:t>0. Foundation</w:t>
             </w:r>
           </w:p>
         </w:tc>
@@ -3990,7 +4204,7 @@
           </w:tcPr>
           <w:p>
             <w:r>
-              <w:t>Responsive 100dvh video grid using fake participants. Implement desktop and mobile layout engine. No scrolling.</w:t>
+              <w:t>Monorepo, lint, formatting, strict TS, test runner, CI, environment validation, design tokens, deployment skeleton. Exit: CI green; preview deployment works; no product features.</w:t>
             </w:r>
           </w:p>
         </w:tc>
@@ -4010,7 +4224,7 @@
           </w:tcPr>
           <w:p>
             <w:r>
-              <w:t>Phase 2: Live room</w:t>
+              <w:t>1. Static UX proof</w:t>
             </w:r>
           </w:p>
         </w:tc>
@@ -4028,7 +4242,7 @@
           </w:tcPr>
           <w:p>
             <w:r>
-              <w:t>Private room creation/join, camera, microphone, participant presence, active speaker.</w:t>
+              <w:t>Fake video grid for 2-8 players, 100dvh room, responsive layout engine, blue cards, pot overlay, action tray, banker mock. Exit: Desktop/mobile screenshots approved; no scroll; anti AI review passes.</w:t>
             </w:r>
           </w:p>
         </w:tc>
@@ -4047,7 +4261,7 @@
           </w:tcPr>
           <w:p>
             <w:r>
-              <w:t>Phase 3: Card foundation</w:t>
+              <w:t>2. Identity + Rooms</w:t>
             </w:r>
           </w:p>
         </w:tc>
@@ -4064,7 +4278,7 @@
           </w:tcPr>
           <w:p>
             <w:r>
-              <w:t>Deck, secure shuffle, private/public state separation, blue card components and animations.</w:t>
+              <w:t>Guest tokens, invite links, room lifecycle, host controls, spectators. Exit: Join, reconnect and kick tests pass.</w:t>
             </w:r>
           </w:p>
         </w:tc>
@@ -4084,7 +4298,7 @@
           </w:tcPr>
           <w:p>
             <w:r>
-              <w:t>Phase 4: Classic Teen Patti</w:t>
+              <w:t>3. Database + Ledger</w:t>
             </w:r>
           </w:p>
         </w:tc>
@@ -4102,7 +4316,7 @@
           </w:tcPr>
           <w:p>
             <w:r>
-              <w:t>Boot, deal, blind/seen, chaal, raise, pack, side show, show, settlement.</w:t>
+              <w:t>Migrations, accounts, immutable transactions, idempotency keys, pot escrow, history. Exit: Chip conservation and concurrency tests pass.</w:t>
             </w:r>
           </w:p>
         </w:tc>
@@ -4121,7 +4335,7 @@
           </w:tcPr>
           <w:p>
             <w:r>
-              <w:t>Phase 5: Texas Hold'em</w:t>
+              <w:t>4. Live video</w:t>
             </w:r>
           </w:p>
         </w:tc>
@@ -4138,7 +4352,7 @@
           </w:tcPr>
           <w:p>
             <w:r>
-              <w:t>Dealer, blinds, betting rounds, community cards, all in, side pots, showdown.</w:t>
+              <w:t>LiveKit/WebRTC, camera/mic gate, presence, active speaker, media failure states. Exit: 6+ synthetic/manual participants stable.</w:t>
             </w:r>
           </w:p>
         </w:tc>
@@ -4158,7 +4372,7 @@
           </w:tcPr>
           <w:p>
             <w:r>
-              <w:t>Phase 6: Economy</w:t>
+              <w:t>5. Realtime protocol</w:t>
             </w:r>
           </w:p>
         </w:tc>
@@ -4176,7 +4390,7 @@
           </w:tcPr>
           <w:p>
             <w:r>
-              <w:t>Accounts, balances, pot ledger, immutable transactions, history.</w:t>
+              <w:t>Versioned room events, server snapshots, reconnect/resync. Exit: Stale, duplicate and reconnect tests pass.</w:t>
             </w:r>
           </w:p>
         </w:tc>
@@ -4195,7 +4409,7 @@
           </w:tcPr>
           <w:p>
             <w:r>
-              <w:t>Phase 7: Banker</w:t>
+              <w:t>6. Card core</w:t>
             </w:r>
           </w:p>
         </w:tc>
@@ -4212,7 +4426,7 @@
           </w:tcPr>
           <w:p>
             <w:r>
-              <w:t>Borrow, repay, limits, reserve, banker tile, scripted comments.</w:t>
+              <w:t>Secure server shuffle, deck package, public/private state separation, deal animation. Exit: No unauthorized client receives private cards; deterministic tests pass.</w:t>
             </w:r>
           </w:p>
         </w:tc>
@@ -4232,7 +4446,7 @@
           </w:tcPr>
           <w:p>
             <w:r>
-              <w:t>Phase 8: Social money</w:t>
+              <w:t>7. Teen Patti</w:t>
             </w:r>
           </w:p>
         </w:tc>
@@ -4250,7 +4464,7 @@
           </w:tcPr>
           <w:p>
             <w:r>
-              <w:t>Gifts, loans, chip requests, partial repayments, debt view.</w:t>
+              <w:t>Classic rules per DECISIONS.md section B, ledger-backed settlement. Exit: Engine simulation and E2E hand completion pass.</w:t>
             </w:r>
           </w:p>
         </w:tc>
@@ -4269,7 +4483,7 @@
           </w:tcPr>
           <w:p>
             <w:r>
-              <w:t>Phase 9: Polish</w:t>
+              <w:t>8. Poker</w:t>
             </w:r>
           </w:p>
         </w:tc>
@@ -4286,7 +4500,7 @@
           </w:tcPr>
           <w:p>
             <w:r>
-              <w:t>Audio cues, chip motion, card motion, turn transitions, folded state, winner moments.</w:t>
+              <w:t>Texas Hold'em, blinds, streets, all in, side pots, showdown. Exit: Side pot and showdown test matrix passes.</w:t>
             </w:r>
           </w:p>
         </w:tc>
@@ -4306,7 +4520,7 @@
           </w:tcPr>
           <w:p>
             <w:r>
-              <w:t>Phase 10: Variations</w:t>
+              <w:t>9. Banker</w:t>
             </w:r>
           </w:p>
         </w:tc>
@@ -4324,7 +4538,7 @@
           </w:tcPr>
           <w:p>
             <w:r>
-              <w:t>Teen Patti strategy framework and prioritized variations.</w:t>
+              <w:t>Borrow, partial/full repayment, limits, reserve, scripted comments. Exit: No negative/duplicate transfers; debt reconciliation passes.</w:t>
             </w:r>
           </w:p>
         </w:tc>
@@ -4343,7 +4557,7 @@
           </w:tcPr>
           <w:p>
             <w:r>
-              <w:t>Phase 11: Reliability</w:t>
+              <w:t>10. Social lending</w:t>
             </w:r>
           </w:p>
         </w:tc>
@@ -4360,7 +4574,7 @@
           </w:tcPr>
           <w:p>
             <w:r>
-              <w:t>Reconnect, host migration, idempotency, concurrency, media failure handling.</w:t>
+              <w:t>Gift, loan, request, partial repayment, debt UI, mid-hand transfer lock. Exit: Concurrent transfer and idempotency tests pass.</w:t>
             </w:r>
           </w:p>
         </w:tc>
@@ -4380,7 +4594,7 @@
           </w:tcPr>
           <w:p>
             <w:r>
-              <w:t>Phase 12: QA</w:t>
+              <w:t>11. Variations</w:t>
             </w:r>
           </w:p>
         </w:tc>
@@ -4398,7 +4612,83 @@
           </w:tcPr>
           <w:p>
             <w:r>
-              <w:t>Cross browser desktop/mobile tests, engine simulations, accessibility, performance, abuse testing.</w:t>
+              <w:t>Teen Patti strategy registry and prioritized variants. Exit: Each variant has isolated rule tests.</w:t>
+            </w:r>
+          </w:p>
+        </w:tc>
+      </w:tr>
+      <w:tr>
+        <w:tc>
+          <w:tcPr>
+            <w:tcW w:type="dxa" w:w="2448"/>
+            <w:vAlign w:val="center"/>
+            <w:tcMar>
+              <w:top w:w="80" w:type="dxa"/>
+              <w:start w:w="100" w:type="dxa"/>
+              <w:bottom w:w="80" w:type="dxa"/>
+              <w:end w:w="100" w:type="dxa"/>
+            </w:tcMar>
+            <w:shd w:fill="F5F8FC"/>
+          </w:tcPr>
+          <w:p>
+            <w:r>
+              <w:t>12. Polish + Hardening</w:t>
+            </w:r>
+          </w:p>
+        </w:tc>
+        <w:tc>
+          <w:tcPr>
+            <w:tcW w:type="dxa" w:w="7632"/>
+            <w:vAlign w:val="center"/>
+            <w:tcMar>
+              <w:top w:w="80" w:type="dxa"/>
+              <w:start w:w="100" w:type="dxa"/>
+              <w:bottom w:w="80" w:type="dxa"/>
+              <w:end w:w="100" w:type="dxa"/>
+            </w:tcMar>
+            <w:shd w:fill="F5F8FC"/>
+          </w:tcPr>
+          <w:p>
+            <w:r>
+              <w:t>Audio, motion, timeouts, host migration, abuse controls, rate limits, accessibility, performance. Exit: Load and failure tests pass.</w:t>
+            </w:r>
+          </w:p>
+        </w:tc>
+      </w:tr>
+      <w:tr>
+        <w:tc>
+          <w:tcPr>
+            <w:tcW w:type="dxa" w:w="2448"/>
+            <w:vAlign w:val="center"/>
+            <w:tcMar>
+              <w:top w:w="80" w:type="dxa"/>
+              <w:start w:w="100" w:type="dxa"/>
+              <w:bottom w:w="80" w:type="dxa"/>
+              <w:end w:w="100" w:type="dxa"/>
+            </w:tcMar>
+            <w:shd w:fill="F5F8FC"/>
+          </w:tcPr>
+          <w:p>
+            <w:r>
+              <w:t>13. Production release</w:t>
+            </w:r>
+          </w:p>
+        </w:tc>
+        <w:tc>
+          <w:tcPr>
+            <w:tcW w:type="dxa" w:w="7632"/>
+            <w:vAlign w:val="center"/>
+            <w:tcMar>
+              <w:top w:w="80" w:type="dxa"/>
+              <w:start w:w="100" w:type="dxa"/>
+              <w:bottom w:w="80" w:type="dxa"/>
+              <w:end w:w="100" w:type="dxa"/>
+            </w:tcMar>
+            <w:shd w:fill="F5F8FC"/>
+          </w:tcPr>
+          <w:p>
+            <w:r>
+              <w:t>Production DB, backups, observability, runbook, release checklist, rollback path. Exit: Staging soak complete; migration dry run complete; release approval.</w:t>
             </w:r>
           </w:p>
         </w:tc>

--- a/video_first_card_room_product_spec.docx
+++ b/video_first_card_room_product_spec.docx
@@ -701,7 +701,7 @@
         <w:spacing w:after="40"/>
       </w:pPr>
       <w:r>
-        <w:t>Open private invite URL or enter room code.</w:t>
+        <w:t>Sign in (approved people only), then open the room link or pick the room from inside the app.</w:t>
       </w:r>
     </w:p>
     <w:p>
@@ -710,7 +710,7 @@
         <w:spacing w:after="40"/>
       </w:pPr>
       <w:r>
-        <w:t>Enter display name.</w:t>
+        <w:t>Confirm display name.</w:t>
       </w:r>
     </w:p>
     <w:p>
@@ -2687,7 +2687,7 @@
         <w:spacing w:after="40"/>
       </w:pPr>
       <w:r>
-        <w:t>Debt stays with the guest identity until the room closes, then voids. A lender may forgive debt via a no-movement ledger entry. Corrections are compensating transactions only.</w:t>
+        <w:t>Debt stays with the user until the room closes, then voids. A lender may forgive debt via a no-movement ledger entry. Corrections are compensating transactions only.</w:t>
       </w:r>
     </w:p>
     <w:p>
@@ -3023,7 +3023,7 @@
           </w:tcPr>
           <w:p>
             <w:r>
-              <w:t>Rooms, users/guests, hands, transactions, debts, settings</w:t>
+              <w:t>Rooms, users (allowlist), hands, transactions, debts, settings</w:t>
             </w:r>
           </w:p>
         </w:tc>
@@ -3692,7 +3692,7 @@
         <w:spacing w:after="40"/>
       </w:pPr>
       <w:r>
-        <w:t>Use secure invite tokens or sufficiently unpredictable room codes.</w:t>
+        <w:t>Restrict the application to an owner-managed allowlist of approved people; room links work only for signed-in approved users.</w:t>
       </w:r>
     </w:p>
     <w:p>
@@ -3718,7 +3718,7 @@
         <w:spacing w:after="40"/>
       </w:pPr>
       <w:r>
-        <w:t>Guest identity is a 256-bit random token in an httpOnly secure cookie bound to one participant in one room. Display name is never identity. Kick revokes the token for 10 minutes.</w:t>
+        <w:t>Access is allowlist-only: approved people sign in with real accounts (Google OAuth restricted to allowlisted emails) and keep a server-side session. Display name is never identity. Kick blocks the user from that room for 10 minutes.</w:t>
       </w:r>
     </w:p>
     <w:p>
@@ -4278,7 +4278,7 @@
           </w:tcPr>
           <w:p>
             <w:r>
-              <w:t>Guest tokens, invite links, room lifecycle, host controls, spectators. Exit: Join, reconnect and kick tests pass.</w:t>
+              <w:t>Allowlist, Google sign-in, sessions, room lifecycle, host controls, spectators. Exit: Non-allowlisted sign-in refused; session reconnect and kick tests pass.</w:t>
             </w:r>
           </w:p>
         </w:tc>
